--- a/source/ReportExtension/Layouts/StandardStatementWRD.docx
+++ b/source/ReportExtension/Layouts/StandardStatementWRD.docx
@@ -6567,190 +6567,374 @@
 <b:Sources xmlns:b="http://schemas.openxmlformats.org/officeDocument/2006/bibliography" xmlns="http://schemas.openxmlformats.org/officeDocument/2006/bibliography" SelectedStyle="\apasixtheditionofficeonline.xsl" StyleName="APA" Version="6"/>
 </file>
 
-<file path=customXml/item2.xml>��< ? x m l   v e r s i o n = " 1 . 0 "   e n c o d i n g = " u t f - 1 6 " ? > 
- < N a v W o r d R e p o r t X m l P a r t   x m l n s = " u r n : m i c r o s o f t - d y n a m i c s - n a v / r e p o r t s / S t a n d a r d _ S t a t e m e n t / 1 3 1 6 / " > 
-     < B C R e p o r t I n f o r m a t i o n > 
-         < R e p o r t M e t a d a t a > 
-             < E x t e n s i o n I d > E x t e n s i o n   I D < / E x t e n s i o n I d > 
-             < E x t e n s i o n N a m e > E x t e n s i o n   N a m e < / E x t e n s i o n N a m e > 
-             < E x t e n s i o n P u b l i s h e r > E x t e n s i o n   P u b l i s h e r < / E x t e n s i o n P u b l i s h e r > 
-             < E x t e n s i o n V e r s i o n > E x t e n s i o n   V e r s i o n < / E x t e n s i o n V e r s i o n > 
-             < R e p o r t I d > R e p o r t   I D < / R e p o r t I d > 
-             < R e p o r t N a m e > R e p o r t   N a m e < / R e p o r t N a m e > 
-             < A b o u t T h i s R e p o r t T i t l e > A b o u t   T h i s   R e p o r t   T i t l e < / A b o u t T h i s R e p o r t T i t l e > 
-             < A b o u t T h i s R e p o r t T e x t > A b o u t   T h i s   R e p o r t   T e x t < / A b o u t T h i s R e p o r t T e x t > 
-             < R e p o r t H e l p L i n k > R e p o r t   H e l p   L i n k < / R e p o r t H e l p L i n k > 
-         < / R e p o r t M e t a d a t a > 
-         < R e p o r t R e q u e s t > 
-             < T e n a n t E n t r a I d > T e n a n t   E n t r a   I d < / T e n a n t E n t r a I d > 
-             < E n v i r o n m e n t N a m e > E n v i r o n m e n t   N a m e < / E n v i r o n m e n t N a m e > 
-             < E n v i r o n m e n t T y p e > E n v i r o n m e n t   T y p e < / E n v i r o n m e n t T y p e > 
-             < C o m p a n y N a m e > C o m p a n y   N a m e < / C o m p a n y N a m e > 
-             < C o m p a n y D i s p l a y N a m e > C o m p a n y   D i s p l a y   N a m e < / C o m p a n y D i s p l a y N a m e > 
-             < C o m p a n y I d > C o m p a n y   I D < / C o m p a n y I d > 
-             < U s e r N a m e > U s e r   N a m e < / U s e r N a m e > 
-             < D a t e A n d T i m e > D a t e   a n d   T i m e < / D a t e A n d T i m e > 
-             < L a n g u a g e > L a n g u a g e < / L a n g u a g e > 
-             < F o r m a t R e g i o n > F o r m a t   R e g i o n < / F o r m a t R e g i o n > 
-             < D a t e T i m e V a l u e s > 
-                 < Y e a r > Y e a r < / Y e a r > 
-                 < M o n t h N u m b e r > M o n t h   N u m b e r < / M o n t h N u m b e r > 
-                 < D a y N u m b e r > D a y   N u m b e r < / D a y N u m b e r > 
-                 < H o u r > H o u r < / H o u r > 
-                 < M i n u t e > M i n u t e < / M i n u t e > 
-             < / D a t e T i m e V a l u e s > 
-         < / R e p o r t R e q u e s t > 
-     < / B C R e p o r t I n f o r m a t i o n > 
-     < C u s t o m e r > 
-         < N o _ C u s t > N o _ C u s t < / N o _ C u s t > 
-         < I n t e g e r > 
-             < B a n k A c c N o _ C o m p a n y I n f o > B a n k A c c N o _ C o m p a n y I n f o < / B a n k A c c N o _ C o m p a n y I n f o > 
-             < B a n k A c c N o _ C o m p a n y I n f o C a p t i o n > B a n k A c c N o _ C o m p a n y I n f o C a p t i o n < / B a n k A c c N o _ C o m p a n y I n f o C a p t i o n > 
-             < B a n k N a m e _ C o m p a n y I n f o > B a n k N a m e _ C o m p a n y I n f o < / B a n k N a m e _ C o m p a n y I n f o > 
-             < B a n k N a m e _ C o m p a n y I n f o C a p t i o n > B a n k N a m e _ C o m p a n y I n f o C a p t i o n < / B a n k N a m e _ C o m p a n y I n f o C a p t i o n > 
-             < C o m p a n y A d d r 1 > C o m p a n y A d d r 1 < / C o m p a n y A d d r 1 > 
-             < C o m p a n y A d d r 2 > C o m p a n y A d d r 2 < / C o m p a n y A d d r 2 > 
-             < C o m p a n y A d d r 3 > C o m p a n y A d d r 3 < / C o m p a n y A d d r 3 > 
-             < C o m p a n y A d d r 4 > C o m p a n y A d d r 4 < / C o m p a n y A d d r 4 > 
-             < C o m p a n y A d d r 5 > C o m p a n y A d d r 5 < / C o m p a n y A d d r 5 > 
-             < C o m p a n y A d d r 6 > C o m p a n y A d d r 6 < / C o m p a n y A d d r 6 > 
-             < C o m p a n y A d d r 7 > C o m p a n y A d d r 7 < / C o m p a n y A d d r 7 > 
-             < C o m p a n y A d d r 8 > C o m p a n y A d d r 8 < / C o m p a n y A d d r 8 > 
-             < C o m p a n y I n f o 1 P i c t u r e   / > 
-             < C o m p a n y I n f o 2 P i c t u r e   / > 
-             < C o m p a n y I n f o 3 P i c t u r e   / > 
-             < C o m p a n y I n f o E m a i l > C o m p a n y I n f o E m a i l < / C o m p a n y I n f o E m a i l > 
-             < C o m p a n y I n f o E m a i l C a p t i o n > C o m p a n y I n f o E m a i l C a p t i o n < / C o m p a n y I n f o E m a i l C a p t i o n > 
-             < C o m p a n y I n f o H o m e P a g e > C o m p a n y I n f o H o m e P a g e < / C o m p a n y I n f o H o m e P a g e > 
-             < C o m p a n y I n f o H o m e p a g e C a p t i o n > C o m p a n y I n f o H o m e p a g e C a p t i o n < / C o m p a n y I n f o H o m e p a g e C a p t i o n > 
-             < C o m p a n y L e g a l O f f i c e > C o m p a n y L e g a l O f f i c e < / C o m p a n y L e g a l O f f i c e > 
-             < C o m p a n y L e g a l O f f i c e _ L b l > C o m p a n y L e g a l O f f i c e _ L b l < / C o m p a n y L e g a l O f f i c e _ L b l > 
-             < C o m p a n y P i c t u r e   / > 
-             < C u r r R e p o r t P a g e N o C a p t i o n > C u r r R e p o r t P a g e N o C a p t i o n < / C u r r R e p o r t P a g e N o C a p t i o n > 
-             < C u s t A d d r 1 > C u s t A d d r 1 < / C u s t A d d r 1 > 
-             < C u s t A d d r 2 > C u s t A d d r 2 < / C u s t A d d r 2 > 
-             < C u s t A d d r 3 > C u s t A d d r 3 < / C u s t A d d r 3 > 
-             < C u s t A d d r 4 > C u s t A d d r 4 < / C u s t A d d r 4 > 
-             < C u s t A d d r 5 > C u s t A d d r 5 < / C u s t A d d r 5 > 
-             < C u s t A d d r 6 > C u s t A d d r 6 < / C u s t A d d r 6 > 
-             < C u s t A d d r 7 > C u s t A d d r 7 < / C u s t A d d r 7 > 
-             < C u s t A d d r 8 > C u s t A d d r 8 < / C u s t A d d r 8 > 
-             < C u s t B a l a n c e C a p t i o n > C u s t B a l a n c e C a p t i o n < / C u s t B a l a n c e C a p t i o n > 
-             < C u s t o m e r P O L b l > C u s t o m e r P O L b l < / C u s t o m e r P O L b l > 
-             < D e s c _ C u s t L e d g E n t r y 2 C a p t i o n > D e s c _ C u s t L e d g E n t r y 2 C a p t i o n < / D e s c _ C u s t L e d g E n t r y 2 C a p t i o n > 
-             < D o c D a t e C a p t i o n > D o c D a t e C a p t i o n < / D o c D a t e C a p t i o n > 
-             < D o c N o _ D t l d C u s t L e d g E n t r i e s C a p t i o n > D o c N o _ D t l d C u s t L e d g E n t r i e s C a p t i o n < / D o c N o _ D t l d C u s t L e d g E n t r i e s C a p t i o n > 
-             < D u e D a t e _ C u s t L e d g E n t r y 2 C a p t i o n > D u e D a t e _ C u s t L e d g E n t r y 2 C a p t i o n < / D u e D a t e _ C u s t L e d g E n t r y 2 C a p t i o n > 
-             < E n d D a t e > E n d D a t e < / E n d D a t e > 
-             < E n d D a t e C a p t i o n > E n d D a t e C a p t i o n < / E n d D a t e C a p t i o n > 
-             < G i r o N o _ C o m p a n y I n f o > G i r o N o _ C o m p a n y I n f o < / G i r o N o _ C o m p a n y I n f o > 
-             < G i r o N o _ C o m p a n y I n f o C a p t i o n > G i r o N o _ C o m p a n y I n f o C a p t i o n < / G i r o N o _ C o m p a n y I n f o C a p t i o n > 
-             < L a s t S t a t m n t N o _ C u s t > L a s t S t a t m n t N o _ C u s t < / L a s t S t a t m n t N o _ C u s t > 
-             < L a s t S t a t m n t N o _ C u s t C a p t i o n > L a s t S t a t m n t N o _ C u s t C a p t i o n < / L a s t S t a t m n t N o _ C u s t C a p t i o n > 
-             < N o 1 _ C u s t > N o 1 _ C u s t < / N o 1 _ C u s t > 
-             < N o 1 _ C u s t C a p t i o n > N o 1 _ C u s t C a p t i o n < / N o 1 _ C u s t C a p t i o n > 
-             < O r i g i n a l A m t _ C u s t L e d g E n t r y 2 C a p t i o n > O r i g i n a l A m t _ C u s t L e d g E n t r y 2 C a p t i o n < / O r i g i n a l A m t _ C u s t L e d g E n t r y 2 C a p t i o n > 
-             < P h o n e N o _ C o m p a n y I n f o > P h o n e N o _ C o m p a n y I n f o < / P h o n e N o _ C o m p a n y I n f o > 
-             < P h o n e N o _ C o m p a n y I n f o C a p t i o n > P h o n e N o _ C o m p a n y I n f o C a p t i o n < / P h o n e N o _ C o m p a n y I n f o C a p t i o n > 
-             < P o s t D a t e _ D t l d C u s t L e d g E n t r i e s C a p t i o n > P o s t D a t e _ D t l d C u s t L e d g E n t r i e s C a p t i o n < / P o s t D a t e _ D t l d C u s t L e d g E n t r i e s C a p t i o n > 
-             < R e m a i n A m t C u s t L e d g E n t r y 2 C a p t i o n > R e m a i n A m t C u s t L e d g E n t r y 2 C a p t i o n < / R e m a i n A m t C u s t L e d g E n t r y 2 C a p t i o n > 
-             < S t a r t D a t e > S t a r t D a t e < / S t a r t D a t e > 
-             < S t a r t D a t e C a p t i o n > S t a r t D a t e C a p t i o n < / S t a r t D a t e C a p t i o n > 
-             < S t a t e m e n t C a p t i o n > S t a t e m e n t C a p t i o n < / S t a t e m e n t C a p t i o n > 
-             < T o d a y F o r m a t t e d > T o d a y F o r m a t t e d < / T o d a y F o r m a t t e d > 
-             < V A T R e g N o _ C o m p a n y I n f o > V A T R e g N o _ C o m p a n y I n f o < / V A T R e g N o _ C o m p a n y I n f o > 
-             < V A T R e g N o _ C o m p a n y I n f o C a p t i o n > V A T R e g N o _ C o m p a n y I n f o C a p t i o n < / V A T R e g N o _ C o m p a n y I n f o C a p t i o n > 
-             < C u r r e n c y L o o p > 
-                 < T o t a l _ C a p t i o n 2 > T o t a l _ C a p t i o n 2 < / T o t a l _ C a p t i o n 2 > 
-                 < C u s t L e d g E n t r y H d r > 
-                     < C u r r e n c y 2 C o d e _ C u s t L e d g E n t r y H d r > C u r r e n c y 2 C o d e _ C u s t L e d g E n t r y H d r < / C u r r e n c y 2 C o d e _ C u s t L e d g E n t r y H d r > 
-                     < C u r r e n c y C o d e 3 > C u r r e n c y C o d e 3 < / C u r r e n c y C o d e 3 > 
-                     < C u s t B a l a n c e _ C u s t L e d g E n t r y H d r > C u s t B a l a n c e _ C u s t L e d g E n t r y H d r < / C u s t B a l a n c e _ C u s t L e d g E n t r y H d r > 
-                     < D t l d C u s t L e d g E n t r y T y p e > D t l d C u s t L e d g E n t r y T y p e < / D t l d C u s t L e d g E n t r y T y p e > 
-                     < E n t r i e s E x i s t s > E n t r i e s E x i s t s < / E n t r i e s E x i s t s > 
-                     < I s N e w C u s t C u r r e n c y G r o u p > I s N e w C u s t C u r r e n c y G r o u p < / I s N e w C u s t C u r r e n c y G r o u p > 
-                     < P r i n t L i n e > P r i n t L i n e < / P r i n t L i n e > 
-                     < S t a r t B a l a n c e > S t a r t B a l a n c e < / S t a r t B a l a n c e > 
-                     < D t l d C u s t L e d g E n t r i e s > 
-                         < A m t _ D t l d C u s t L e d g E n t r i e s > A m t _ D t l d C u s t L e d g E n t r i e s < / A m t _ D t l d C u s t L e d g E n t r i e s > 
-                         < C u r r C o d e _ D t l d C u s t L e d g E n t r i e s > C u r r C o d e _ D t l d C u s t L e d g E n t r i e s < / C u r r C o d e _ D t l d C u s t L e d g E n t r i e s > 
-                         < C u r r e n c y 2 C o d e > C u r r e n c y 2 C o d e < / C u r r e n c y 2 C o d e > 
-                         < C u s t B a l a n c e > C u s t B a l a n c e < / C u s t B a l a n c e > 
-                         < C u s t L e d g E n t r y H d r _ E x t _ D o c _ N o > C u s t L e d g E n t r y H d r _ E x t _ D o c _ N o < / C u s t L e d g E n t r y H d r _ E x t _ D o c _ N o > 
-                         < D e s c r i p t i o n > D e s c r i p t i o n < / D e s c r i p t i o n > 
-                         < D o c N o _ D t l d C u s t L e d g E n t r i e s > D o c N o _ D t l d C u s t L e d g E n t r i e s < / D o c N o _ D t l d C u s t L e d g E n t r i e s > 
-                         < D u e D a t e _ D t l d C u s t L e d g E n t r i e s > D u e D a t e _ D t l d C u s t L e d g E n t r i e s < / D u e D a t e _ D t l d C u s t L e d g E n t r i e s > 
-                         < P o s t D a t e _ D t l d C u s t L e d g E n t r i e s > P o s t D a t e _ D t l d C u s t L e d g E n t r i e s < / P o s t D a t e _ D t l d C u s t L e d g E n t r i e s > 
-                         < R e m a i n A m t _ D t l d C u s t L e d g E n t r i e s > R e m a i n A m t _ D t l d C u s t L e d g E n t r i e s < / R e m a i n A m t _ D t l d C u s t L e d g E n t r i e s > 
-                         < Y o u r R e f e r e n c e _ D t l d C u s t L e d g E n t r i e s > Y o u r R e f e r e n c e _ D t l d C u s t L e d g E n t r i e s < / Y o u r R e f e r e n c e _ D t l d C u s t L e d g E n t r i e s > 
-                     < / D t l d C u s t L e d g E n t r i e s > 
-                 < / C u s t L e d g E n t r y H d r > 
-                 < C u s t L e d g E n t r y F o o t e r > 
-                     < C u r r e n c y C o d e 3 _ C u s t L e d g E n t r y F o o t e r > C u r r e n c y C o d e 3 _ C u s t L e d g E n t r y F o o t e r < / C u r r e n c y C o d e 3 _ C u s t L e d g E n t r y F o o t e r > 
-                     < C u s t B a l a n c e _ C u s t L e d g E n t r y H d r F o o t e r > C u s t B a l a n c e _ C u s t L e d g E n t r y H d r F o o t e r < / C u s t B a l a n c e _ C u s t L e d g E n t r y H d r F o o t e r > 
-                     < E n t r i e s E x i s t s l _ C u s t L e d g E n t r y F o o t e r C a p t i o n > E n t r i e s E x i s t s l _ C u s t L e d g E n t r y F o o t e r C a p t i o n < / E n t r i e s E x i s t s l _ C u s t L e d g E n t r y F o o t e r C a p t i o n > 
-                     < T o t a l _ C a p t i o n > T o t a l _ C a p t i o n < / T o t a l _ C a p t i o n > 
-                 < / C u s t L e d g E n t r y F o o t e r > 
-                 < O v e r d u e V i s i b l e > 
-                     < C u r r e n c y C o d e 3 _ C u s t L e d g E n t r y 2 > C u r r e n c y C o d e 3 _ C u s t L e d g E n t r y 2 < / C u r r e n c y C o d e 3 _ C u s t L e d g E n t r y 2 > 
-                     < D e s c _ C u s t L e d g E n t r y 2 C a p t i o n 2 > D e s c _ C u s t L e d g E n t r y 2 C a p t i o n 2 < / D e s c _ C u s t L e d g E n t r y 2 C a p t i o n 2 > 
-                     < D o c N o _ D t l d C u s t L e d g E n t r i e s C a p t i o n 2 > D o c N o _ D t l d C u s t L e d g E n t r i e s C a p t i o n 2 < / D o c N o _ D t l d C u s t L e d g E n t r i e s C a p t i o n 2 > 
-                     < D u e D a t e _ C u s t L e d g E n t r y 2 C a p t i o n 2 > D u e D a t e _ C u s t L e d g E n t r y 2 C a p t i o n 2 < / D u e D a t e _ C u s t L e d g E n t r y 2 C a p t i o n 2 > 
-                     < O r i g i n a l A m t _ C u s t L e d g E n t r y 2 C a p t i o n 2 > O r i g i n a l A m t _ C u s t L e d g E n t r y 2 C a p t i o n 2 < / O r i g i n a l A m t _ C u s t L e d g E n t r y 2 C a p t i o n 2 > 
-                     < O v e r D u e E n t r i e s > O v e r D u e E n t r i e s < / O v e r D u e E n t r i e s > 
-                     < P o s t D a t e _ D t l d C u s t L e d g E n t r i e s C a p t i o n 2 > P o s t D a t e _ D t l d C u s t L e d g E n t r i e s C a p t i o n 2 < / P o s t D a t e _ D t l d C u s t L e d g E n t r i e s C a p t i o n 2 > 
-                     < R e m a i n A m t C u s t L e d g E n t r y 2 C a p t i o n 2 > R e m a i n A m t C u s t L e d g E n t r y 2 C a p t i o n 2 < / R e m a i n A m t C u s t L e d g E n t r y 2 C a p t i o n 2 > 
-                     < T o t a l _ C a p t i o n 3 > T o t a l _ C a p t i o n 3 < / T o t a l _ C a p t i o n 3 > 
-                     < C u s t L e d g E n t r y 2 > 
-                         < C u r r C o d e _ C u s t L e d g E n t r y 2 > C u r r C o d e _ C u s t L e d g E n t r y 2 < / C u r r C o d e _ C u s t L e d g E n t r y 2 > 
-                         < C u r r e n c y 2 C o d e _ C u s t L e d g E n t r y 2 > C u r r e n c y 2 C o d e _ C u s t L e d g E n t r y 2 < / C u r r e n c y 2 C o d e _ C u s t L e d g E n t r y 2 > 
-                         < C u s t N o _ C u s t L e d g E n t r y 2 > C u s t N o _ C u s t L e d g E n t r y 2 < / C u s t N o _ C u s t L e d g E n t r y 2 > 
-                         < D e s c _ C u s t L e d g E n t r y 2 > D e s c _ C u s t L e d g E n t r y 2 < / D e s c _ C u s t L e d g E n t r y 2 > 
-                         < D o c N o _ C u s t L e d g E n t r y 2 > D o c N o _ C u s t L e d g E n t r y 2 < / D o c N o _ C u s t L e d g E n t r y 2 > 
-                         < D u e D a t e _ C u s t L e d g E n t r y 2 > D u e D a t e _ C u s t L e d g E n t r y 2 < / D u e D a t e _ C u s t L e d g E n t r y 2 > 
-                         < O r i g i n a l A m t _ C u s t L e d g E n t r y 2 > O r i g i n a l A m t _ C u s t L e d g E n t r y 2 < / O r i g i n a l A m t _ C u s t L e d g E n t r y 2 > 
-                         < P o s t D a t e _ C u s t L e d g E n t r y 2 > P o s t D a t e _ C u s t L e d g E n t r y 2 < / P o s t D a t e _ C u s t L e d g E n t r y 2 > 
-                         < P r i n t E n t r i e s D u e > P r i n t E n t r i e s D u e < / P r i n t E n t r i e s D u e > 
-                         < R e m a i n A m t _ C u s t L e d g E n t r y 2 > R e m a i n A m t _ C u s t L e d g E n t r y 2 < / R e m a i n A m t _ C u s t L e d g E n t r y 2 > 
-                         < Y o u r R e f e r e n c e _ C u s t L e d g E n t r y 2 > Y o u r R e f e r e n c e _ C u s t L e d g E n t r y 2 < / Y o u r R e f e r e n c e _ C u s t L e d g E n t r y 2 > 
-                     < / C u s t L e d g E n t r y 2 > 
-                     < O v e r d u e E n t r y F o o d e r > 
-                         < O v e r d u e B a l a n c e > O v e r d u e B a l a n c e < / O v e r d u e B a l a n c e > 
-                     < / O v e r d u e E n t r y F o o d e r > 
-                 < / O v e r d u e V i s i b l e > 
-             < / C u r r e n c y L o o p > 
-             < A g i n g B a n d V i s i b l e > 
-                 < A g i n g C u s t L e d g E n t r y   / > 
-                 < A g i n g B a n d L o o p > 
-                     < A g i n g B a n d B u f C o l 1 A m t > A g i n g B a n d B u f C o l 1 A m t < / A g i n g B a n d B u f C o l 1 A m t > 
-                     < A g i n g B a n d B u f C o l 2 A m t > A g i n g B a n d B u f C o l 2 A m t < / A g i n g B a n d B u f C o l 2 A m t > 
-                     < A g i n g B a n d B u f C o l 3 A m t > A g i n g B a n d B u f C o l 3 A m t < / A g i n g B a n d B u f C o l 3 A m t > 
-                     < A g i n g B a n d B u f C o l 4 A m t > A g i n g B a n d B u f C o l 4 A m t < / A g i n g B a n d B u f C o l 4 A m t > 
-                     < A g i n g B a n d B u f C o l 5 A m t > A g i n g B a n d B u f C o l 5 A m t < / A g i n g B a n d B u f C o l 5 A m t > 
-                     < A g i n g B a n d C u r r e n c y C o d e > A g i n g B a n d C u r r e n c y C o d e < / A g i n g B a n d C u r r e n c y C o d e > 
-                     < A g i n g B a n d E n d i n g D a t e > A g i n g B a n d E n d i n g D a t e < / A g i n g B a n d E n d i n g D a t e > 
-                     < A g i n g D a t e 1 > A g i n g D a t e 1 < / A g i n g D a t e 1 > 
-                     < A g i n g D a t e 2 > A g i n g D a t e 2 < / A g i n g D a t e 2 > 
-                     < A g i n g D a t e 2 1 > A g i n g D a t e 2 1 < / A g i n g D a t e 2 1 > 
-                     < A g i n g D a t e 3 > A g i n g D a t e 3 < / A g i n g D a t e 3 > 
-                     < A g i n g D a t e 3 1 > A g i n g D a t e 3 1 < / A g i n g D a t e 3 1 > 
-                     < A g i n g D a t e 4 > A g i n g D a t e 4 < / A g i n g D a t e 4 > 
-                     < A g i n g D a t e 4 1 > A g i n g D a t e 4 1 < / A g i n g D a t e 4 1 > 
-                     < A g i n g D a t e 5 > A g i n g D a t e 5 < / A g i n g D a t e 5 > 
-                     < A g i n g D a t e H e a d e r 1 > A g i n g D a t e H e a d e r 1 < / A g i n g D a t e H e a d e r 1 > 
-                     < A g i n g D a t e H e a d e r 2 > A g i n g D a t e H e a d e r 2 < / A g i n g D a t e H e a d e r 2 > 
-                     < A g i n g D a t e H e a d e r 3 > A g i n g D a t e H e a d e r 3 < / A g i n g D a t e H e a d e r 3 > 
-                     < A g i n g D a t e H e a d e r 4 > A g i n g D a t e H e a d e r 4 < / A g i n g D a t e H e a d e r 4 > 
-                     < b e f o r e C a p t i o n > b e f o r e C a p t i o n < / b e f o r e C a p t i o n > 
-                 < / A g i n g B a n d L o o p > 
-             < / A g i n g B a n d V i s i b l e > 
-         < / I n t e g e r > 
-         < L e t t e r T e x t > 
-             < B o d y T e x t > B o d y T e x t < / B o d y T e x t > 
-             < C l o s i n g T e x t > C l o s i n g T e x t < / C l o s i n g T e x t > 
-             < G r e e t i n g T e x t > G r e e t i n g T e x t < / G r e e t i n g T e x t > 
-         < / L e t t e r T e x t > 
-     < / C u s t o m e r > 
+<file path=customXml/item2.xml>��< ? x m l   v e r s i o n = " 1 . 0 "   e n c o d i n g = " u t f - 1 6 " ? > + 
+ < N a v W o r d R e p o r t X m l P a r t   x m l n s = " u r n : m i c r o s o f t - d y n a m i c s - n a v / r e p o r t s / S t a n d a r d _ S t a t e m e n t / 1 3 1 6 / " > + 
+     < B C R e p o r t I n f o r m a t i o n > + 
+         < R e p o r t M e t a d a t a > + 
+             < E x t e n s i o n I d > E x t e n s i o n   I D < / E x t e n s i o n I d > + 
+             < E x t e n s i o n N a m e > E x t e n s i o n   N a m e < / E x t e n s i o n N a m e > + 
+             < E x t e n s i o n P u b l i s h e r > E x t e n s i o n   P u b l i s h e r < / E x t e n s i o n P u b l i s h e r > + 
+             < E x t e n s i o n V e r s i o n > E x t e n s i o n   V e r s i o n < / E x t e n s i o n V e r s i o n > + 
+             < R e p o r t I d > R e p o r t   I D < / R e p o r t I d > + 
+             < R e p o r t N a m e > R e p o r t   N a m e < / R e p o r t N a m e > + 
+             < A b o u t T h i s R e p o r t T i t l e > A b o u t   T h i s   R e p o r t   T i t l e < / A b o u t T h i s R e p o r t T i t l e > + 
+             < A b o u t T h i s R e p o r t T e x t > A b o u t   T h i s   R e p o r t   T e x t < / A b o u t T h i s R e p o r t T e x t > + 
+             < R e p o r t H e l p L i n k > R e p o r t   H e l p   L i n k < / R e p o r t H e l p L i n k > + 
+         < / R e p o r t M e t a d a t a > + 
+         < R e p o r t R e q u e s t > + 
+             < T e n a n t E n t r a I d > T e n a n t   E n t r a   I d < / T e n a n t E n t r a I d > + 
+             < E n v i r o n m e n t N a m e > E n v i r o n m e n t   N a m e < / E n v i r o n m e n t N a m e > + 
+             < E n v i r o n m e n t T y p e > E n v i r o n m e n t   T y p e < / E n v i r o n m e n t T y p e > + 
+             < C o m p a n y N a m e > C o m p a n y   N a m e < / C o m p a n y N a m e > + 
+             < C o m p a n y D i s p l a y N a m e > C o m p a n y   D i s p l a y   N a m e < / C o m p a n y D i s p l a y N a m e > + 
+             < C o m p a n y I d > C o m p a n y   I D < / C o m p a n y I d > + 
+             < U s e r N a m e > U s e r   N a m e < / U s e r N a m e > + 
+             < D a t e A n d T i m e > D a t e   a n d   T i m e < / D a t e A n d T i m e > + 
+             < L a n g u a g e > L a n g u a g e < / L a n g u a g e > + 
+             < F o r m a t R e g i o n > F o r m a t   R e g i o n < / F o r m a t R e g i o n > + 
+             < D a t e T i m e V a l u e s > + 
+                 < Y e a r > Y e a r < / Y e a r > + 
+                 < M o n t h N u m b e r > M o n t h   N u m b e r < / M o n t h N u m b e r > + 
+                 < D a y N u m b e r > D a y   N u m b e r < / D a y N u m b e r > + 
+                 < H o u r > H o u r < / H o u r > + 
+                 < M i n u t e > M i n u t e < / M i n u t e > + 
+             < / D a t e T i m e V a l u e s > + 
+         < / R e p o r t R e q u e s t > + 
+     < / B C R e p o r t I n f o r m a t i o n > + 
+     < C u s t o m e r > + 
+         < N o _ C u s t > N o _ C u s t < / N o _ C u s t > + 
+         < I n t e g e r > + 
+             < B a n k A c c N o _ C o m p a n y I n f o > B a n k A c c N o _ C o m p a n y I n f o < / B a n k A c c N o _ C o m p a n y I n f o > + 
+             < B a n k A c c N o _ C o m p a n y I n f o C a p t i o n > B a n k A c c N o _ C o m p a n y I n f o C a p t i o n < / B a n k A c c N o _ C o m p a n y I n f o C a p t i o n > + 
+             < B a n k N a m e _ C o m p a n y I n f o > B a n k N a m e _ C o m p a n y I n f o < / B a n k N a m e _ C o m p a n y I n f o > + 
+             < B a n k N a m e _ C o m p a n y I n f o C a p t i o n > B a n k N a m e _ C o m p a n y I n f o C a p t i o n < / B a n k N a m e _ C o m p a n y I n f o C a p t i o n > + 
+             < C o m p a n y A d d r 1 > C o m p a n y A d d r 1 < / C o m p a n y A d d r 1 > + 
+             < C o m p a n y A d d r 2 > C o m p a n y A d d r 2 < / C o m p a n y A d d r 2 > + 
+             < C o m p a n y A d d r 3 > C o m p a n y A d d r 3 < / C o m p a n y A d d r 3 > + 
+             < C o m p a n y A d d r 4 > C o m p a n y A d d r 4 < / C o m p a n y A d d r 4 > + 
+             < C o m p a n y A d d r 5 > C o m p a n y A d d r 5 < / C o m p a n y A d d r 5 > + 
+             < C o m p a n y A d d r 6 > C o m p a n y A d d r 6 < / C o m p a n y A d d r 6 > + 
+             < C o m p a n y A d d r 7 > C o m p a n y A d d r 7 < / C o m p a n y A d d r 7 > + 
+             < C o m p a n y A d d r 8 > C o m p a n y A d d r 8 < / C o m p a n y A d d r 8 > + 
+             < C o m p a n y I n f o 1 P i c t u r e   / > + 
+             < C o m p a n y I n f o 2 P i c t u r e   / > + 
+             < C o m p a n y I n f o 3 P i c t u r e   / > + 
+             < C o m p a n y I n f o E m a i l > C o m p a n y I n f o E m a i l < / C o m p a n y I n f o E m a i l > + 
+             < C o m p a n y I n f o E m a i l C a p t i o n > C o m p a n y I n f o E m a i l C a p t i o n < / C o m p a n y I n f o E m a i l C a p t i o n > + 
+             < C o m p a n y I n f o H o m e P a g e > C o m p a n y I n f o H o m e P a g e < / C o m p a n y I n f o H o m e P a g e > + 
+             < C o m p a n y I n f o H o m e p a g e C a p t i o n > C o m p a n y I n f o H o m e p a g e C a p t i o n < / C o m p a n y I n f o H o m e p a g e C a p t i o n > + 
+             < C o m p a n y L e g a l O f f i c e > C o m p a n y L e g a l O f f i c e < / C o m p a n y L e g a l O f f i c e > + 
+             < C o m p a n y L e g a l O f f i c e _ L b l > C o m p a n y L e g a l O f f i c e _ L b l < / C o m p a n y L e g a l O f f i c e _ L b l > + 
+             < C o m p a n y P i c t u r e   / > + 
+             < C u r r R e p o r t P a g e N o C a p t i o n > C u r r R e p o r t P a g e N o C a p t i o n < / C u r r R e p o r t P a g e N o C a p t i o n > + 
+             < C u s t A d d r 1 > C u s t A d d r 1 < / C u s t A d d r 1 > + 
+             < C u s t A d d r 2 > C u s t A d d r 2 < / C u s t A d d r 2 > + 
+             < C u s t A d d r 3 > C u s t A d d r 3 < / C u s t A d d r 3 > + 
+             < C u s t A d d r 4 > C u s t A d d r 4 < / C u s t A d d r 4 > + 
+             < C u s t A d d r 5 > C u s t A d d r 5 < / C u s t A d d r 5 > + 
+             < C u s t A d d r 6 > C u s t A d d r 6 < / C u s t A d d r 6 > + 
+             < C u s t A d d r 7 > C u s t A d d r 7 < / C u s t A d d r 7 > + 
+             < C u s t A d d r 8 > C u s t A d d r 8 < / C u s t A d d r 8 > + 
+             < C u s t B a l a n c e C a p t i o n > C u s t B a l a n c e C a p t i o n < / C u s t B a l a n c e C a p t i o n > + 
+             < C u s t o m e r P O L b l > C u s t o m e r P O L b l < / C u s t o m e r P O L b l > + 
+             < D e s c _ C u s t L e d g E n t r y 2 C a p t i o n > D e s c _ C u s t L e d g E n t r y 2 C a p t i o n < / D e s c _ C u s t L e d g E n t r y 2 C a p t i o n > + 
+             < D o c D a t e C a p t i o n > D o c D a t e C a p t i o n < / D o c D a t e C a p t i o n > + 
+             < D o c N o _ D t l d C u s t L e d g E n t r i e s C a p t i o n > D o c N o _ D t l d C u s t L e d g E n t r i e s C a p t i o n < / D o c N o _ D t l d C u s t L e d g E n t r i e s C a p t i o n > + 
+             < D u e D a t e _ C u s t L e d g E n t r y 2 C a p t i o n > D u e D a t e _ C u s t L e d g E n t r y 2 C a p t i o n < / D u e D a t e _ C u s t L e d g E n t r y 2 C a p t i o n > + 
+             < E n d D a t e > E n d D a t e < / E n d D a t e > + 
+             < E n d D a t e C a p t i o n > E n d D a t e C a p t i o n < / E n d D a t e C a p t i o n > + 
+             < G i r o N o _ C o m p a n y I n f o > G i r o N o _ C o m p a n y I n f o < / G i r o N o _ C o m p a n y I n f o > + 
+             < G i r o N o _ C o m p a n y I n f o C a p t i o n > G i r o N o _ C o m p a n y I n f o C a p t i o n < / G i r o N o _ C o m p a n y I n f o C a p t i o n > + 
+             < L a s t S t a t m n t N o _ C u s t > L a s t S t a t m n t N o _ C u s t < / L a s t S t a t m n t N o _ C u s t > + 
+             < L a s t S t a t m n t N o _ C u s t C a p t i o n > L a s t S t a t m n t N o _ C u s t C a p t i o n < / L a s t S t a t m n t N o _ C u s t C a p t i o n > + 
+             < N o 1 _ C u s t > N o 1 _ C u s t < / N o 1 _ C u s t > + 
+             < N o 1 _ C u s t C a p t i o n > N o 1 _ C u s t C a p t i o n < / N o 1 _ C u s t C a p t i o n > + 
+             < O r i g i n a l A m t _ C u s t L e d g E n t r y 2 C a p t i o n > O r i g i n a l A m t _ C u s t L e d g E n t r y 2 C a p t i o n < / O r i g i n a l A m t _ C u s t L e d g E n t r y 2 C a p t i o n > + 
+             < P h o n e N o _ C o m p a n y I n f o > P h o n e N o _ C o m p a n y I n f o < / P h o n e N o _ C o m p a n y I n f o > + 
+             < P h o n e N o _ C o m p a n y I n f o C a p t i o n > P h o n e N o _ C o m p a n y I n f o C a p t i o n < / P h o n e N o _ C o m p a n y I n f o C a p t i o n > + 
+             < P o s t D a t e _ D t l d C u s t L e d g E n t r i e s C a p t i o n > P o s t D a t e _ D t l d C u s t L e d g E n t r i e s C a p t i o n < / P o s t D a t e _ D t l d C u s t L e d g E n t r i e s C a p t i o n > + 
+             < R e m a i n A m t C u s t L e d g E n t r y 2 C a p t i o n > R e m a i n A m t C u s t L e d g E n t r y 2 C a p t i o n < / R e m a i n A m t C u s t L e d g E n t r y 2 C a p t i o n > + 
+             < S t a r t D a t e > S t a r t D a t e < / S t a r t D a t e > + 
+             < S t a r t D a t e C a p t i o n > S t a r t D a t e C a p t i o n < / S t a r t D a t e C a p t i o n > + 
+             < S t a t e m e n t C a p t i o n > S t a t e m e n t C a p t i o n < / S t a t e m e n t C a p t i o n > + 
+             < T o d a y F o r m a t t e d > T o d a y F o r m a t t e d < / T o d a y F o r m a t t e d > + 
+             < V A T R e g N o _ C o m p a n y I n f o > V A T R e g N o _ C o m p a n y I n f o < / V A T R e g N o _ C o m p a n y I n f o > + 
+             < V A T R e g N o _ C o m p a n y I n f o C a p t i o n > V A T R e g N o _ C o m p a n y I n f o C a p t i o n < / V A T R e g N o _ C o m p a n y I n f o C a p t i o n > + 
+             < C u r r e n c y L o o p > + 
+                 < T o t a l _ C a p t i o n 2 > T o t a l _ C a p t i o n 2 < / T o t a l _ C a p t i o n 2 > + 
+                 < C u s t L e d g E n t r y H d r > + 
+                     < C u r r e n c y 2 C o d e _ C u s t L e d g E n t r y H d r > C u r r e n c y 2 C o d e _ C u s t L e d g E n t r y H d r < / C u r r e n c y 2 C o d e _ C u s t L e d g E n t r y H d r > + 
+                     < C u r r e n c y C o d e 3 > C u r r e n c y C o d e 3 < / C u r r e n c y C o d e 3 > + 
+                     < C u s t B a l a n c e _ C u s t L e d g E n t r y H d r > C u s t B a l a n c e _ C u s t L e d g E n t r y H d r < / C u s t B a l a n c e _ C u s t L e d g E n t r y H d r > + 
+                     < D t l d C u s t L e d g E n t r y T y p e > D t l d C u s t L e d g E n t r y T y p e < / D t l d C u s t L e d g E n t r y T y p e > + 
+                     < E n t r i e s E x i s t s > E n t r i e s E x i s t s < / E n t r i e s E x i s t s > + 
+                     < I s N e w C u s t C u r r e n c y G r o u p > I s N e w C u s t C u r r e n c y G r o u p < / I s N e w C u s t C u r r e n c y G r o u p > + 
+                     < P r i n t L i n e > P r i n t L i n e < / P r i n t L i n e > + 
+                     < S t a r t B a l a n c e > S t a r t B a l a n c e < / S t a r t B a l a n c e > + 
+                     < D t l d C u s t L e d g E n t r i e s > + 
+                         < A m t _ D t l d C u s t L e d g E n t r i e s > A m t _ D t l d C u s t L e d g E n t r i e s < / A m t _ D t l d C u s t L e d g E n t r i e s > + 
+                         < C u r r C o d e _ D t l d C u s t L e d g E n t r i e s > C u r r C o d e _ D t l d C u s t L e d g E n t r i e s < / C u r r C o d e _ D t l d C u s t L e d g E n t r i e s > + 
+                         < C u r r e n c y 2 C o d e > C u r r e n c y 2 C o d e < / C u r r e n c y 2 C o d e > + 
+                         < C u s t B a l a n c e > C u s t B a l a n c e < / C u s t B a l a n c e > + 
+                         < C u s t L e d g E n t r y H d r _ E x t _ D o c _ N o > C u s t L e d g E n t r y H d r _ E x t _ D o c _ N o < / C u s t L e d g E n t r y H d r _ E x t _ D o c _ N o > + 
+                         < D e s c r i p t i o n > D e s c r i p t i o n < / D e s c r i p t i o n > + 
+                         < D o c N o _ D t l d C u s t L e d g E n t r i e s > D o c N o _ D t l d C u s t L e d g E n t r i e s < / D o c N o _ D t l d C u s t L e d g E n t r i e s > + 
+                         < D u e D a t e _ D t l d C u s t L e d g E n t r i e s > D u e D a t e _ D t l d C u s t L e d g E n t r i e s < / D u e D a t e _ D t l d C u s t L e d g E n t r i e s > + 
+                         < P o s t D a t e _ D t l d C u s t L e d g E n t r i e s > P o s t D a t e _ D t l d C u s t L e d g E n t r i e s < / P o s t D a t e _ D t l d C u s t L e d g E n t r i e s > + 
+                         < R e m a i n A m t _ D t l d C u s t L e d g E n t r i e s > R e m a i n A m t _ D t l d C u s t L e d g E n t r i e s < / R e m a i n A m t _ D t l d C u s t L e d g E n t r i e s > + 
+                         < Y o u r R e f e r e n c e _ D t l d C u s t L e d g E n t r i e s > Y o u r R e f e r e n c e _ D t l d C u s t L e d g E n t r i e s < / Y o u r R e f e r e n c e _ D t l d C u s t L e d g E n t r i e s > + 
+                     < / D t l d C u s t L e d g E n t r i e s > + 
+                 < / C u s t L e d g E n t r y H d r > + 
+                 < C u s t L e d g E n t r y F o o t e r > + 
+                     < C u r r e n c y C o d e 3 _ C u s t L e d g E n t r y F o o t e r > C u r r e n c y C o d e 3 _ C u s t L e d g E n t r y F o o t e r < / C u r r e n c y C o d e 3 _ C u s t L e d g E n t r y F o o t e r > + 
+                     < C u s t B a l a n c e _ C u s t L e d g E n t r y H d r F o o t e r > C u s t B a l a n c e _ C u s t L e d g E n t r y H d r F o o t e r < / C u s t B a l a n c e _ C u s t L e d g E n t r y H d r F o o t e r > + 
+                     < E n t r i e s E x i s t s l _ C u s t L e d g E n t r y F o o t e r C a p t i o n > E n t r i e s E x i s t s l _ C u s t L e d g E n t r y F o o t e r C a p t i o n < / E n t r i e s E x i s t s l _ C u s t L e d g E n t r y F o o t e r C a p t i o n > + 
+                     < T o t a l _ C a p t i o n > T o t a l _ C a p t i o n < / T o t a l _ C a p t i o n > + 
+                 < / C u s t L e d g E n t r y F o o t e r > + 
+                 < O v e r d u e V i s i b l e > + 
+                     < C u r r e n c y C o d e 3 _ C u s t L e d g E n t r y 2 > C u r r e n c y C o d e 3 _ C u s t L e d g E n t r y 2 < / C u r r e n c y C o d e 3 _ C u s t L e d g E n t r y 2 > + 
+                     < D e s c _ C u s t L e d g E n t r y 2 C a p t i o n 2 > D e s c _ C u s t L e d g E n t r y 2 C a p t i o n 2 < / D e s c _ C u s t L e d g E n t r y 2 C a p t i o n 2 > + 
+                     < D o c N o _ D t l d C u s t L e d g E n t r i e s C a p t i o n 2 > D o c N o _ D t l d C u s t L e d g E n t r i e s C a p t i o n 2 < / D o c N o _ D t l d C u s t L e d g E n t r i e s C a p t i o n 2 > + 
+                     < D u e D a t e _ C u s t L e d g E n t r y 2 C a p t i o n 2 > D u e D a t e _ C u s t L e d g E n t r y 2 C a p t i o n 2 < / D u e D a t e _ C u s t L e d g E n t r y 2 C a p t i o n 2 > + 
+                     < O r i g i n a l A m t _ C u s t L e d g E n t r y 2 C a p t i o n 2 > O r i g i n a l A m t _ C u s t L e d g E n t r y 2 C a p t i o n 2 < / O r i g i n a l A m t _ C u s t L e d g E n t r y 2 C a p t i o n 2 > + 
+                     < O v e r D u e E n t r i e s > O v e r D u e E n t r i e s < / O v e r D u e E n t r i e s > + 
+                     < P o s t D a t e _ D t l d C u s t L e d g E n t r i e s C a p t i o n 2 > P o s t D a t e _ D t l d C u s t L e d g E n t r i e s C a p t i o n 2 < / P o s t D a t e _ D t l d C u s t L e d g E n t r i e s C a p t i o n 2 > + 
+                     < R e m a i n A m t C u s t L e d g E n t r y 2 C a p t i o n 2 > R e m a i n A m t C u s t L e d g E n t r y 2 C a p t i o n 2 < / R e m a i n A m t C u s t L e d g E n t r y 2 C a p t i o n 2 > + 
+                     < T o t a l _ C a p t i o n 3 > T o t a l _ C a p t i o n 3 < / T o t a l _ C a p t i o n 3 > + 
+                     < C u s t L e d g E n t r y 2 > + 
+                         < C u r r C o d e _ C u s t L e d g E n t r y 2 > C u r r C o d e _ C u s t L e d g E n t r y 2 < / C u r r C o d e _ C u s t L e d g E n t r y 2 > + 
+                         < C u r r e n c y 2 C o d e _ C u s t L e d g E n t r y 2 > C u r r e n c y 2 C o d e _ C u s t L e d g E n t r y 2 < / C u r r e n c y 2 C o d e _ C u s t L e d g E n t r y 2 > + 
+                         < C u s t N o _ C u s t L e d g E n t r y 2 > C u s t N o _ C u s t L e d g E n t r y 2 < / C u s t N o _ C u s t L e d g E n t r y 2 > + 
+                         < D e s c _ C u s t L e d g E n t r y 2 > D e s c _ C u s t L e d g E n t r y 2 < / D e s c _ C u s t L e d g E n t r y 2 > + 
+                         < D o c N o _ C u s t L e d g E n t r y 2 > D o c N o _ C u s t L e d g E n t r y 2 < / D o c N o _ C u s t L e d g E n t r y 2 > + 
+                         < D u e D a t e _ C u s t L e d g E n t r y 2 > D u e D a t e _ C u s t L e d g E n t r y 2 < / D u e D a t e _ C u s t L e d g E n t r y 2 > + 
+                         < O r i g i n a l A m t _ C u s t L e d g E n t r y 2 > O r i g i n a l A m t _ C u s t L e d g E n t r y 2 < / O r i g i n a l A m t _ C u s t L e d g E n t r y 2 > + 
+                         < P o s t D a t e _ C u s t L e d g E n t r y 2 > P o s t D a t e _ C u s t L e d g E n t r y 2 < / P o s t D a t e _ C u s t L e d g E n t r y 2 > + 
+                         < P r i n t E n t r i e s D u e > P r i n t E n t r i e s D u e < / P r i n t E n t r i e s D u e > + 
+                         < R e m a i n A m t _ C u s t L e d g E n t r y 2 > R e m a i n A m t _ C u s t L e d g E n t r y 2 < / R e m a i n A m t _ C u s t L e d g E n t r y 2 > + 
+                         < Y o u r R e f e r e n c e _ C u s t L e d g E n t r y 2 > Y o u r R e f e r e n c e _ C u s t L e d g E n t r y 2 < / Y o u r R e f e r e n c e _ C u s t L e d g E n t r y 2 > + 
+                     < / C u s t L e d g E n t r y 2 > + 
+                     < O v e r d u e E n t r y F o o d e r > + 
+                         < O v e r d u e B a l a n c e > O v e r d u e B a l a n c e < / O v e r d u e B a l a n c e > + 
+                     < / O v e r d u e E n t r y F o o d e r > + 
+                 < / O v e r d u e V i s i b l e > + 
+             < / C u r r e n c y L o o p > + 
+             < A g i n g B a n d V i s i b l e > + 
+                 < A g i n g C u s t L e d g E n t r y   / > + 
+                 < A g i n g B a n d L o o p > + 
+                     < A g i n g B a n d B u f C o l 1 A m t > A g i n g B a n d B u f C o l 1 A m t < / A g i n g B a n d B u f C o l 1 A m t > + 
+                     < A g i n g B a n d B u f C o l 2 A m t > A g i n g B a n d B u f C o l 2 A m t < / A g i n g B a n d B u f C o l 2 A m t > + 
+                     < A g i n g B a n d B u f C o l 3 A m t > A g i n g B a n d B u f C o l 3 A m t < / A g i n g B a n d B u f C o l 3 A m t > + 
+                     < A g i n g B a n d B u f C o l 4 A m t > A g i n g B a n d B u f C o l 4 A m t < / A g i n g B a n d B u f C o l 4 A m t > + 
+                     < A g i n g B a n d B u f C o l 5 A m t > A g i n g B a n d B u f C o l 5 A m t < / A g i n g B a n d B u f C o l 5 A m t > + 
+                     < A g i n g B a n d C u r r e n c y C o d e > A g i n g B a n d C u r r e n c y C o d e < / A g i n g B a n d C u r r e n c y C o d e > + 
+                     < A g i n g B a n d E n d i n g D a t e > A g i n g B a n d E n d i n g D a t e < / A g i n g B a n d E n d i n g D a t e > + 
+                     < A g i n g D a t e 1 > A g i n g D a t e 1 < / A g i n g D a t e 1 > + 
+                     < A g i n g D a t e 2 > A g i n g D a t e 2 < / A g i n g D a t e 2 > + 
+                     < A g i n g D a t e 2 1 > A g i n g D a t e 2 1 < / A g i n g D a t e 2 1 > + 
+                     < A g i n g D a t e 3 > A g i n g D a t e 3 < / A g i n g D a t e 3 > + 
+                     < A g i n g D a t e 3 1 > A g i n g D a t e 3 1 < / A g i n g D a t e 3 1 > + 
+                     < A g i n g D a t e 4 > A g i n g D a t e 4 < / A g i n g D a t e 4 > + 
+                     < A g i n g D a t e 4 1 > A g i n g D a t e 4 1 < / A g i n g D a t e 4 1 > + 
+                     < A g i n g D a t e 5 > A g i n g D a t e 5 < / A g i n g D a t e 5 > + 
+                     < A g i n g D a t e H e a d e r 1 > A g i n g D a t e H e a d e r 1 < / A g i n g D a t e H e a d e r 1 > + 
+                     < A g i n g D a t e H e a d e r 2 > A g i n g D a t e H e a d e r 2 < / A g i n g D a t e H e a d e r 2 > + 
+                     < A g i n g D a t e H e a d e r 3 > A g i n g D a t e H e a d e r 3 < / A g i n g D a t e H e a d e r 3 > + 
+                     < A g i n g D a t e H e a d e r 4 > A g i n g D a t e H e a d e r 4 < / A g i n g D a t e H e a d e r 4 > + 
+                     < b e f o r e C a p t i o n > b e f o r e C a p t i o n < / b e f o r e C a p t i o n > + 
+                 < / A g i n g B a n d L o o p > + 
+             < / A g i n g B a n d V i s i b l e > + 
+         < / I n t e g e r > + 
+         < L e t t e r T e x t > + 
+             < B o d y T e x t > B o d y T e x t < / B o d y T e x t > + 
+             < C l o s i n g T e x t > C l o s i n g T e x t < / C l o s i n g T e x t > + 
+             < G r e e t i n g T e x t > G r e e t i n g T e x t < / G r e e t i n g T e x t > + 
+         < / L e t t e r T e x t > + 
+     < / C u s t o m e r > + 
  < / N a v W o r d R e p o r t X m l P a r t > 
 </file>
 
